--- a/[MEAN] Travel Web App/README.docx
+++ b/[MEAN] Travel Web App/README.docx
@@ -67,33 +67,7 @@
             <w:szCs w:val="29"/>
             <w14:ligatures w14:val="none"/>
           </w:rPr>
-          <w:t>Architect</w:t>
-        </w:r>
-        <w:r>
-          <w:rPr>
-            <w:rStyle w:val="Hyperlink"/>
-            <w:rFonts w:ascii="Lato" w:eastAsia="Times New Roman" w:hAnsi="Lato" w:cs="Times New Roman"/>
-            <w:i/>
-            <w:iCs/>
-            <w:kern w:val="0"/>
-            <w:sz w:val="29"/>
-            <w:szCs w:val="29"/>
-            <w14:ligatures w14:val="none"/>
-          </w:rPr>
-          <w:t>u</w:t>
-        </w:r>
-        <w:r>
-          <w:rPr>
-            <w:rStyle w:val="Hyperlink"/>
-            <w:rFonts w:ascii="Lato" w:eastAsia="Times New Roman" w:hAnsi="Lato" w:cs="Times New Roman"/>
-            <w:i/>
-            <w:iCs/>
-            <w:kern w:val="0"/>
-            <w:sz w:val="29"/>
-            <w:szCs w:val="29"/>
-            <w14:ligatures w14:val="none"/>
-          </w:rPr>
-          <w:t>re</w:t>
+          <w:t>Architecture</w:t>
         </w:r>
       </w:hyperlink>
     </w:p>
@@ -129,7 +103,81 @@
             <w:szCs w:val="29"/>
             <w14:ligatures w14:val="none"/>
           </w:rPr>
-          <w:t>Function</w:t>
+          <w:t>Functionality</w:t>
+        </w:r>
+      </w:hyperlink>
+    </w:p>
+    <w:p>
+      <w:pPr>
+        <w:pStyle w:val="ListParagraph"/>
+        <w:numPr>
+          <w:ilvl w:val="0"/>
+          <w:numId w:val="6"/>
+        </w:numPr>
+        <w:shd w:val="clear" w:color="auto" w:fill="FFFFFF"/>
+        <w:spacing w:after="100" w:afterAutospacing="1" w:line="420" w:lineRule="atLeast"/>
+        <w:rPr>
+          <w:rStyle w:val="Hyperlink"/>
+          <w:rFonts w:ascii="Lato" w:eastAsia="Times New Roman" w:hAnsi="Lato" w:cs="Times New Roman"/>
+          <w:i/>
+          <w:iCs/>
+          <w:color w:val="565A5C"/>
+          <w:kern w:val="0"/>
+          <w:sz w:val="29"/>
+          <w:szCs w:val="29"/>
+          <w:u w:val="none"/>
+          <w14:ligatures w14:val="none"/>
+        </w:rPr>
+      </w:pPr>
+      <w:hyperlink w:anchor="_Testing" w:history="1">
+        <w:r>
+          <w:rPr>
+            <w:rStyle w:val="Hyperlink"/>
+            <w:rFonts w:ascii="Lato" w:eastAsia="Times New Roman" w:hAnsi="Lato" w:cs="Times New Roman"/>
+            <w:i/>
+            <w:iCs/>
+            <w:kern w:val="0"/>
+            <w:sz w:val="29"/>
+            <w:szCs w:val="29"/>
+            <w14:ligatures w14:val="none"/>
+          </w:rPr>
+          <w:t>Testing</w:t>
+        </w:r>
+      </w:hyperlink>
+    </w:p>
+    <w:p>
+      <w:pPr>
+        <w:pStyle w:val="ListParagraph"/>
+        <w:numPr>
+          <w:ilvl w:val="0"/>
+          <w:numId w:val="6"/>
+        </w:numPr>
+        <w:shd w:val="clear" w:color="auto" w:fill="FFFFFF"/>
+        <w:spacing w:after="100" w:afterAutospacing="1" w:line="420" w:lineRule="atLeast"/>
+        <w:rPr>
+          <w:rFonts w:ascii="Lato" w:eastAsia="Times New Roman" w:hAnsi="Lato" w:cs="Times New Roman"/>
+          <w:i/>
+          <w:iCs/>
+          <w:color w:val="565A5C"/>
+          <w:kern w:val="0"/>
+          <w:sz w:val="29"/>
+          <w:szCs w:val="29"/>
+          <w14:ligatures w14:val="none"/>
+        </w:rPr>
+      </w:pPr>
+      <w:hyperlink w:anchor="_User_Interface" w:history="1">
+        <w:r>
+          <w:rPr>
+            <w:rStyle w:val="Hyperlink"/>
+            <w:rFonts w:ascii="Lato" w:eastAsia="Times New Roman" w:hAnsi="Lato" w:cs="Times New Roman"/>
+            <w:i/>
+            <w:iCs/>
+            <w:kern w:val="0"/>
+            <w:sz w:val="29"/>
+            <w:szCs w:val="29"/>
+            <w14:ligatures w14:val="none"/>
+          </w:rPr>
+          <w:t>User Interf</w:t>
         </w:r>
         <w:r>
           <w:rPr>
@@ -155,7 +203,7 @@
             <w:szCs w:val="29"/>
             <w14:ligatures w14:val="none"/>
           </w:rPr>
-          <w:t>lity</w:t>
+          <w:t>ce</w:t>
         </w:r>
       </w:hyperlink>
     </w:p>
@@ -169,6 +217,16 @@
         <w:shd w:val="clear" w:color="auto" w:fill="FFFFFF"/>
         <w:spacing w:after="100" w:afterAutospacing="1" w:line="420" w:lineRule="atLeast"/>
         <w:rPr>
+          <w:rStyle w:val="Hyperlink"/>
+          <w:rFonts w:ascii="Lato" w:eastAsia="Times New Roman" w:hAnsi="Lato" w:cs="Times New Roman"/>
+          <w:kern w:val="0"/>
+          <w:sz w:val="29"/>
+          <w:szCs w:val="29"/>
+          <w14:ligatures w14:val="none"/>
+        </w:rPr>
+      </w:pPr>
+      <w:r>
+        <w:rPr>
           <w:rFonts w:ascii="Lato" w:eastAsia="Times New Roman" w:hAnsi="Lato" w:cs="Times New Roman"/>
           <w:i/>
           <w:iCs/>
@@ -178,67 +236,8 @@
           <w:szCs w:val="29"/>
           <w14:ligatures w14:val="none"/>
         </w:rPr>
-      </w:pPr>
-      <w:hyperlink w:anchor="_Testing" w:history="1">
-        <w:r>
-          <w:rPr>
-            <w:rStyle w:val="Hyperlink"/>
-            <w:rFonts w:ascii="Lato" w:eastAsia="Times New Roman" w:hAnsi="Lato" w:cs="Times New Roman"/>
-            <w:i/>
-            <w:iCs/>
-            <w:kern w:val="0"/>
-            <w:sz w:val="29"/>
-            <w:szCs w:val="29"/>
-            <w14:ligatures w14:val="none"/>
-          </w:rPr>
-          <w:t>Te</w:t>
-        </w:r>
-        <w:r>
-          <w:rPr>
-            <w:rStyle w:val="Hyperlink"/>
-            <w:rFonts w:ascii="Lato" w:eastAsia="Times New Roman" w:hAnsi="Lato" w:cs="Times New Roman"/>
-            <w:i/>
-            <w:iCs/>
-            <w:kern w:val="0"/>
-            <w:sz w:val="29"/>
-            <w:szCs w:val="29"/>
-            <w14:ligatures w14:val="none"/>
-          </w:rPr>
-          <w:t>s</w:t>
-        </w:r>
-        <w:r>
-          <w:rPr>
-            <w:rStyle w:val="Hyperlink"/>
-            <w:rFonts w:ascii="Lato" w:eastAsia="Times New Roman" w:hAnsi="Lato" w:cs="Times New Roman"/>
-            <w:i/>
-            <w:iCs/>
-            <w:kern w:val="0"/>
-            <w:sz w:val="29"/>
-            <w:szCs w:val="29"/>
-            <w14:ligatures w14:val="none"/>
-          </w:rPr>
-          <w:t>ting</w:t>
-        </w:r>
-      </w:hyperlink>
-    </w:p>
-    <w:p>
-      <w:pPr>
-        <w:pStyle w:val="ListParagraph"/>
-        <w:numPr>
-          <w:ilvl w:val="0"/>
-          <w:numId w:val="6"/>
-        </w:numPr>
-        <w:shd w:val="clear" w:color="auto" w:fill="FFFFFF"/>
-        <w:spacing w:after="100" w:afterAutospacing="1" w:line="420" w:lineRule="atLeast"/>
-        <w:rPr>
-          <w:rStyle w:val="Hyperlink"/>
-          <w:rFonts w:ascii="Lato" w:eastAsia="Times New Roman" w:hAnsi="Lato" w:cs="Times New Roman"/>
-          <w:kern w:val="0"/>
-          <w:sz w:val="29"/>
-          <w:szCs w:val="29"/>
-          <w14:ligatures w14:val="none"/>
-        </w:rPr>
-      </w:pPr>
+        <w:fldChar w:fldCharType="begin"/>
+      </w:r>
       <w:r>
         <w:rPr>
           <w:rFonts w:ascii="Lato" w:eastAsia="Times New Roman" w:hAnsi="Lato" w:cs="Times New Roman"/>
@@ -250,7 +249,7 @@
           <w:szCs w:val="29"/>
           <w14:ligatures w14:val="none"/>
         </w:rPr>
-        <w:fldChar w:fldCharType="begin"/>
+        <w:instrText>HYPERLINK  \l "_Reflection"</w:instrText>
       </w:r>
       <w:r>
         <w:rPr>
@@ -263,7 +262,6 @@
           <w:szCs w:val="29"/>
           <w14:ligatures w14:val="none"/>
         </w:rPr>
-        <w:instrText>HYPERLINK  \l "_Reflection"</w:instrText>
       </w:r>
       <w:r>
         <w:rPr>
@@ -276,58 +274,20 @@
           <w:szCs w:val="29"/>
           <w14:ligatures w14:val="none"/>
         </w:rPr>
-      </w:r>
-      <w:r>
-        <w:rPr>
+        <w:fldChar w:fldCharType="separate"/>
+      </w:r>
+      <w:r>
+        <w:rPr>
+          <w:rStyle w:val="Hyperlink"/>
           <w:rFonts w:ascii="Lato" w:eastAsia="Times New Roman" w:hAnsi="Lato" w:cs="Times New Roman"/>
           <w:i/>
           <w:iCs/>
-          <w:color w:val="565A5C"/>
-          <w:kern w:val="0"/>
-          <w:sz w:val="29"/>
-          <w:szCs w:val="29"/>
-          <w14:ligatures w14:val="none"/>
-        </w:rPr>
-        <w:fldChar w:fldCharType="separate"/>
-      </w:r>
-      <w:r>
-        <w:rPr>
-          <w:rStyle w:val="Hyperlink"/>
-          <w:rFonts w:ascii="Lato" w:eastAsia="Times New Roman" w:hAnsi="Lato" w:cs="Times New Roman"/>
-          <w:i/>
-          <w:iCs/>
-          <w:kern w:val="0"/>
-          <w:sz w:val="29"/>
-          <w:szCs w:val="29"/>
-          <w14:ligatures w14:val="none"/>
-        </w:rPr>
-        <w:t>Refl</w:t>
-      </w:r>
-      <w:r>
-        <w:rPr>
-          <w:rStyle w:val="Hyperlink"/>
-          <w:rFonts w:ascii="Lato" w:eastAsia="Times New Roman" w:hAnsi="Lato" w:cs="Times New Roman"/>
-          <w:i/>
-          <w:iCs/>
-          <w:kern w:val="0"/>
-          <w:sz w:val="29"/>
-          <w:szCs w:val="29"/>
-          <w14:ligatures w14:val="none"/>
-        </w:rPr>
-        <w:t>e</w:t>
-      </w:r>
-      <w:r>
-        <w:rPr>
-          <w:rStyle w:val="Hyperlink"/>
-          <w:rFonts w:ascii="Lato" w:eastAsia="Times New Roman" w:hAnsi="Lato" w:cs="Times New Roman"/>
-          <w:i/>
-          <w:iCs/>
-          <w:kern w:val="0"/>
-          <w:sz w:val="29"/>
-          <w:szCs w:val="29"/>
-          <w14:ligatures w14:val="none"/>
-        </w:rPr>
-        <w:t>ction</w:t>
+          <w:kern w:val="0"/>
+          <w:sz w:val="29"/>
+          <w:szCs w:val="29"/>
+          <w14:ligatures w14:val="none"/>
+        </w:rPr>
+        <w:t>Reflection</w:t>
       </w:r>
     </w:p>
     <w:p>
@@ -759,7 +719,19 @@
           <w:szCs w:val="29"/>
           <w14:ligatures w14:val="none"/>
         </w:rPr>
-        <w:t xml:space="preserve">-based admin-facing website consists of a modular architecture that includes routes, modules, services, and components. Components consist of </w:t>
+        <w:t xml:space="preserve">-based admin-facing website consists of a modular architecture that includes routes, modules, services, and components. </w:t>
+      </w:r>
+      <w:r>
+        <w:rPr>
+          <w:rFonts w:ascii="Lato" w:eastAsia="Times New Roman" w:hAnsi="Lato" w:cs="Times New Roman"/>
+          <w:color w:val="565A5C"/>
+          <w:kern w:val="0"/>
+          <w:sz w:val="29"/>
+          <w:szCs w:val="29"/>
+          <w14:ligatures w14:val="none"/>
+        </w:rPr>
+        <w:lastRenderedPageBreak/>
+        <w:t xml:space="preserve">Components consist of </w:t>
       </w:r>
       <w:hyperlink r:id="rId10" w:history="1">
         <w:r>
@@ -831,19 +803,7 @@
           <w:szCs w:val="29"/>
           <w14:ligatures w14:val="none"/>
         </w:rPr>
-        <w:t xml:space="preserve"> files. TypeScript is a </w:t>
-      </w:r>
-      <w:r>
-        <w:rPr>
-          <w:rFonts w:ascii="Lato" w:eastAsia="Times New Roman" w:hAnsi="Lato" w:cs="Times New Roman"/>
-          <w:color w:val="565A5C"/>
-          <w:kern w:val="0"/>
-          <w:sz w:val="29"/>
-          <w:szCs w:val="29"/>
-          <w14:ligatures w14:val="none"/>
-        </w:rPr>
-        <w:lastRenderedPageBreak/>
-        <w:t>JavaScript superset that includes type safety to help catch data type errors at compile time.</w:t>
+        <w:t xml:space="preserve"> files. TypeScript is a JavaScript superset that includes type safety to help catch data type errors at compile time.</w:t>
       </w:r>
     </w:p>
     <w:p>
@@ -1094,7 +1054,19 @@
           <w:szCs w:val="29"/>
           <w14:ligatures w14:val="none"/>
         </w:rPr>
-        <w:t xml:space="preserve"> – an Object Data Modeling (ODM) library for MongoDB and Node.js. Middleware provides a way to automatically perform actions before or after certain events in the lifecycle of database operations, including interactions with database models and schemas. Mongoose is used to connect the Express app to the MongoDB (NoSQL) database and is directly added to the app dependencies section in package.json, using ‘npm i mongoose’ in the terminal. Mongoose is used to define schemas, consisting of any number of paths (data entities) that define the data (structure) in each associated document. The schema compiles into a model in which a single instance of the model maps directly to a single database instance, allowing CRUD operations (Create, Read, Update, Delete). Middleware functions (hooks) include those for data validation, logging, resource cleanup, and other functions. Pre-middleware runs before lifecycle events using save, validate, and remove, while post-middleware runs after lifecycle events using log or next, for example</w:t>
+        <w:t xml:space="preserve"> – an Object Data Modeling (ODM) library for MongoDB and Node.js. Middleware provides a way to automatically perform actions before or after certain events in the lifecycle of database operations, including interactions with database models and schemas. Mongoose is used to connect the Express app to the MongoDB (NoSQL) database and is directly added to the app dependencies section in package.json, using ‘npm i mongoose’ in the terminal. Mongoose is used to define schemas, consisting of any number of paths (data entities) that define the data (structure) in each associated document. The schema compiles into a model in which a single instance of the model maps directly to a single database instance, allowing CRUD operations (Create, Read, Update, Delete). Middleware functions (hooks) include those for data validation, logging, resource cleanup, and other functions. Pre-middleware runs </w:t>
+      </w:r>
+      <w:r>
+        <w:rPr>
+          <w:rFonts w:ascii="Lato" w:eastAsia="Times New Roman" w:hAnsi="Lato" w:cs="Times New Roman"/>
+          <w:color w:val="565A5C"/>
+          <w:kern w:val="0"/>
+          <w:sz w:val="29"/>
+          <w:szCs w:val="29"/>
+          <w14:ligatures w14:val="none"/>
+        </w:rPr>
+        <w:lastRenderedPageBreak/>
+        <w:t>before lifecycle events using save, validate, and remove, while post-middleware runs after lifecycle events using log or next, for example</w:t>
       </w:r>
     </w:p>
     <w:p>
@@ -1127,7 +1099,6 @@
           <w:szCs w:val="29"/>
           <w14:ligatures w14:val="none"/>
         </w:rPr>
-        <w:lastRenderedPageBreak/>
         <w:t>Single-Page Applications (SPAs)</w:t>
       </w:r>
     </w:p>
@@ -1474,17 +1445,6 @@
           <w:szCs w:val="29"/>
           <w14:ligatures w14:val="none"/>
         </w:rPr>
-        <w:t xml:space="preserve"> and supports strings, numbers, objects, arrays, Booleans, and null. JavaScript</w:t>
-      </w:r>
-      <w:r>
-        <w:rPr>
-          <w:rFonts w:ascii="Lato" w:eastAsia="Times New Roman" w:hAnsi="Lato" w:cs="Times New Roman"/>
-          <w:color w:val="565A5C"/>
-          <w:kern w:val="0"/>
-          <w:sz w:val="29"/>
-          <w:szCs w:val="29"/>
-          <w14:ligatures w14:val="none"/>
-        </w:rPr>
         <w:t xml:space="preserve"> </w:t>
       </w:r>
       <w:r>
@@ -1496,6 +1456,29 @@
           <w:szCs w:val="29"/>
           <w14:ligatures w14:val="none"/>
         </w:rPr>
+        <w:lastRenderedPageBreak/>
+        <w:t>and supports strings, numbers, objects, arrays, Booleans, and null. JavaScript</w:t>
+      </w:r>
+      <w:r>
+        <w:rPr>
+          <w:rFonts w:ascii="Lato" w:eastAsia="Times New Roman" w:hAnsi="Lato" w:cs="Times New Roman"/>
+          <w:color w:val="565A5C"/>
+          <w:kern w:val="0"/>
+          <w:sz w:val="29"/>
+          <w:szCs w:val="29"/>
+          <w14:ligatures w14:val="none"/>
+        </w:rPr>
+        <w:t xml:space="preserve"> </w:t>
+      </w:r>
+      <w:r>
+        <w:rPr>
+          <w:rFonts w:ascii="Lato" w:eastAsia="Times New Roman" w:hAnsi="Lato" w:cs="Times New Roman"/>
+          <w:color w:val="565A5C"/>
+          <w:kern w:val="0"/>
+          <w:sz w:val="29"/>
+          <w:szCs w:val="29"/>
+          <w14:ligatures w14:val="none"/>
+        </w:rPr>
         <w:t xml:space="preserve">(JS) </w:t>
       </w:r>
       <w:r>
@@ -1518,19 +1501,7 @@
           <w:szCs w:val="29"/>
           <w14:ligatures w14:val="none"/>
         </w:rPr>
-        <w:t xml:space="preserve">It is used in </w:t>
-      </w:r>
-      <w:r>
-        <w:rPr>
-          <w:rFonts w:ascii="Lato" w:eastAsia="Times New Roman" w:hAnsi="Lato" w:cs="Times New Roman"/>
-          <w:color w:val="565A5C"/>
-          <w:kern w:val="0"/>
-          <w:sz w:val="29"/>
-          <w:szCs w:val="29"/>
-          <w14:ligatures w14:val="none"/>
-        </w:rPr>
-        <w:lastRenderedPageBreak/>
-        <w:t>conjunction with CSS files (for styling) and HTML for structured data that the user sees.</w:t>
+        <w:t>It is used in conjunction with CSS files (for styling) and HTML for structured data that the user sees.</w:t>
       </w:r>
       <w:r>
         <w:rPr>
@@ -2024,7 +1995,6 @@
           <w:sz w:val="40"/>
           <w:szCs w:val="40"/>
         </w:rPr>
-        <w:lastRenderedPageBreak/>
         <w:t>Testing</w:t>
       </w:r>
     </w:p>
@@ -2184,31 +2154,7 @@
           <w:szCs w:val="29"/>
           <w14:ligatures w14:val="none"/>
         </w:rPr>
-        <w:t xml:space="preserve"> the PUT (Create) method, follow the same steps as the GET method requires, after entering in any number of key-value pairs into the “Query Params” section. If there are errors, a status code indicating an error, as well as debugging text, will appear instead. Postman also shows the time and size of the HTTP response. You may also create variables and JavaScript test scripts, if desired. You can verify the database documents by using a program like MongoDB Compass, without loading any web pages. Although my experience </w:t>
-      </w:r>
-      <w:proofErr w:type="gramStart"/>
-      <w:r>
-        <w:rPr>
-          <w:rFonts w:ascii="Lato" w:eastAsia="Times New Roman" w:hAnsi="Lato" w:cs="Times New Roman"/>
-          <w:color w:val="565A5C"/>
-          <w:kern w:val="0"/>
-          <w:sz w:val="29"/>
-          <w:szCs w:val="29"/>
-          <w14:ligatures w14:val="none"/>
-        </w:rPr>
-        <w:t>working</w:t>
-      </w:r>
-      <w:proofErr w:type="gramEnd"/>
-      <w:r>
-        <w:rPr>
-          <w:rFonts w:ascii="Lato" w:eastAsia="Times New Roman" w:hAnsi="Lato" w:cs="Times New Roman"/>
-          <w:color w:val="565A5C"/>
-          <w:kern w:val="0"/>
-          <w:sz w:val="29"/>
-          <w:szCs w:val="29"/>
-          <w14:ligatures w14:val="none"/>
-        </w:rPr>
-        <w:t xml:space="preserve"> with Postman has felt intuitive for the most part, I would expect it to be quite typical to misspell the URL API endpoint or the information for key-value pairs.</w:t>
+        <w:t xml:space="preserve"> the PUT (Create) method, follow the same steps as the GET method requires, after entering in any number of key-value pairs into the “Query Params” section. If there are errors, a status code indicating an error, as well as debugging text, will appear instead. Postman also shows the time and size of the HTTP response. You may also create variables and JavaScript test scripts, if desired. You can verify the database documents by using a program like MongoDB Compass, without loading any web pages. Although my experience working with Postman has felt intuitive for the most part, I would expect it to be quite typical to misspell the URL API endpoint or the information for key-value pairs.</w:t>
       </w:r>
     </w:p>
     <w:p>
@@ -2266,7 +2212,7 @@
           <w:szCs w:val="29"/>
           <w14:ligatures w14:val="none"/>
         </w:rPr>
-        <w:t xml:space="preserve">Software security has become a major concern in the modern world, but adding login authentication and encryption helps circumvent this issue. User authentication ensures only an appropriate user shall have access to certain resources. A hashing algorithm and program-generated salt is used for both data at rest and data in transit. A user’s password is not stored in plaintext, so a security breach will not uncover such sensitive data. A single layer of security is not enough to safeguard against hackers </w:t>
+        <w:t xml:space="preserve">Software security has become a major concern in the modern world, but adding login authentication and encryption helps circumvent this issue. User authentication ensures only an appropriate user shall have access to certain resources. A hashing algorithm and program-generated salt is used for both data at rest and data in transit. A user’s password is not </w:t>
       </w:r>
       <w:r>
         <w:rPr>
@@ -2278,7 +2224,7 @@
           <w14:ligatures w14:val="none"/>
         </w:rPr>
         <w:lastRenderedPageBreak/>
-        <w:t>and other attacks. Authorization grants permissions and functionalities based on role. HTTPS (Hypertext Transfer Protocol Secure), which now uses TLS (Transport Layer Security) should be implemented to secure network connections.</w:t>
+        <w:t>stored in plaintext, so a security breach will not uncover such sensitive data. A single layer of security is not enough to safeguard against hackers and other attacks. Authorization grants permissions and functionalities based on role. HTTPS (Hypertext Transfer Protocol Secure), which now uses TLS (Transport Layer Security) should be implemented to secure network connections.</w:t>
       </w:r>
     </w:p>
     <w:p>
@@ -2509,7 +2455,7 @@
           <w:szCs w:val="29"/>
           <w14:ligatures w14:val="none"/>
         </w:rPr>
-        <w:t xml:space="preserve">) certificate will need managed as well. Keeping these things in mind and </w:t>
+        <w:t xml:space="preserve">) </w:t>
       </w:r>
       <w:r>
         <w:rPr>
@@ -2521,15 +2467,17 @@
           <w14:ligatures w14:val="none"/>
         </w:rPr>
         <w:lastRenderedPageBreak/>
-        <w:t>following industry-standard best-practices will help build a secure and robust web app!</w:t>
+        <w:t>certificate will need managed as well. Keeping these things in mind and following industry-standard best-practices will help build a secure and robust web app!</w:t>
       </w:r>
     </w:p>
     <w:p>
       <w:pPr>
         <w:shd w:val="clear" w:color="auto" w:fill="FFFFFF"/>
-        <w:spacing w:before="100" w:beforeAutospacing="1" w:after="0" w:line="420" w:lineRule="atLeast"/>
-        <w:rPr>
-          <w:rFonts w:ascii="Lato" w:eastAsia="Times New Roman" w:hAnsi="Lato" w:cs="Times New Roman"/>
+        <w:spacing w:after="100" w:afterAutospacing="1" w:line="420" w:lineRule="atLeast"/>
+        <w:rPr>
+          <w:rFonts w:ascii="Lato" w:eastAsia="Times New Roman" w:hAnsi="Lato" w:cs="Times New Roman"/>
+          <w:i/>
+          <w:iCs/>
           <w:color w:val="565A5C"/>
           <w:kern w:val="0"/>
           <w:sz w:val="29"/>
@@ -2547,7 +2495,7 @@
           <w:szCs w:val="40"/>
         </w:rPr>
       </w:pPr>
-      <w:bookmarkStart w:id="3" w:name="_Reflection"/>
+      <w:bookmarkStart w:id="3" w:name="_User_Interface"/>
       <w:bookmarkEnd w:id="3"/>
       <w:r>
         <w:rPr>
@@ -2555,7 +2503,7 @@
           <w:sz w:val="40"/>
           <w:szCs w:val="40"/>
         </w:rPr>
-        <w:t>Reflection</w:t>
+        <w:t>User Interface</w:t>
       </w:r>
     </w:p>
     <w:p>
@@ -2564,6 +2512,334 @@
         <w:spacing w:after="100" w:afterAutospacing="1" w:line="420" w:lineRule="atLeast"/>
         <w:rPr>
           <w:rFonts w:ascii="Lato" w:eastAsia="Times New Roman" w:hAnsi="Lato" w:cs="Times New Roman"/>
+          <w:b/>
+          <w:bCs/>
+          <w:i/>
+          <w:iCs/>
+          <w:color w:val="565A5C"/>
+          <w:kern w:val="0"/>
+          <w:sz w:val="29"/>
+          <w:szCs w:val="29"/>
+          <w14:ligatures w14:val="none"/>
+        </w:rPr>
+      </w:pPr>
+      <w:r>
+        <w:rPr>
+          <w:rFonts w:ascii="Lato" w:eastAsia="Times New Roman" w:hAnsi="Lato" w:cs="Times New Roman"/>
+          <w:b/>
+          <w:bCs/>
+          <w:i/>
+          <w:iCs/>
+          <w:color w:val="565A5C"/>
+          <w:kern w:val="0"/>
+          <w:sz w:val="29"/>
+          <w:szCs w:val="29"/>
+          <w14:ligatures w14:val="none"/>
+        </w:rPr>
+        <w:t>Images</w:t>
+      </w:r>
+      <w:bookmarkStart w:id="4" w:name="_Reflection"/>
+      <w:bookmarkEnd w:id="4"/>
+    </w:p>
+    <w:p>
+      <w:pPr>
+        <w:shd w:val="clear" w:color="auto" w:fill="FFFFFF"/>
+        <w:spacing w:after="100" w:afterAutospacing="1" w:line="420" w:lineRule="atLeast"/>
+        <w:rPr>
+          <w:rFonts w:ascii="Lato" w:eastAsia="Times New Roman" w:hAnsi="Lato" w:cs="Times New Roman"/>
+          <w:b/>
+          <w:bCs/>
+          <w:i/>
+          <w:iCs/>
+          <w:color w:val="565A5C"/>
+          <w:kern w:val="0"/>
+          <w:sz w:val="29"/>
+          <w:szCs w:val="29"/>
+          <w14:ligatures w14:val="none"/>
+        </w:rPr>
+      </w:pPr>
+      <w:r>
+        <w:rPr>
+          <w:noProof/>
+        </w:rPr>
+        <w:drawing>
+          <wp:inline distT="0" distB="0" distL="0" distR="0" wp14:anchorId="73A1FE39" wp14:editId="5F4A3345">
+            <wp:extent cx="5943600" cy="3290067"/>
+            <wp:effectExtent l="0" t="0" r="0" b="5715"/>
+            <wp:docPr id="106454492" name="Picture 1" descr="A screenshot of a website&#10;&#10;Description automatically generated"/>
+            <wp:cNvGraphicFramePr>
+              <a:graphicFrameLocks xmlns:a="http://schemas.openxmlformats.org/drawingml/2006/main" noChangeAspect="1"/>
+            </wp:cNvGraphicFramePr>
+            <a:graphic xmlns:a="http://schemas.openxmlformats.org/drawingml/2006/main">
+              <a:graphicData uri="http://schemas.openxmlformats.org/drawingml/2006/picture">
+                <pic:pic xmlns:pic="http://schemas.openxmlformats.org/drawingml/2006/picture">
+                  <pic:nvPicPr>
+                    <pic:cNvPr id="106454492" name="Picture 1" descr="A screenshot of a website&#10;&#10;Description automatically generated"/>
+                    <pic:cNvPicPr/>
+                  </pic:nvPicPr>
+                  <pic:blipFill>
+                    <a:blip r:embed="rId26"/>
+                    <a:stretch>
+                      <a:fillRect/>
+                    </a:stretch>
+                  </pic:blipFill>
+                  <pic:spPr>
+                    <a:xfrm>
+                      <a:off x="0" y="0"/>
+                      <a:ext cx="5943600" cy="3290067"/>
+                    </a:xfrm>
+                    <a:prstGeom prst="rect">
+                      <a:avLst/>
+                    </a:prstGeom>
+                  </pic:spPr>
+                </pic:pic>
+              </a:graphicData>
+            </a:graphic>
+          </wp:inline>
+        </w:drawing>
+      </w:r>
+    </w:p>
+    <w:p>
+      <w:pPr>
+        <w:shd w:val="clear" w:color="auto" w:fill="FFFFFF"/>
+        <w:spacing w:after="100" w:afterAutospacing="1" w:line="420" w:lineRule="atLeast"/>
+        <w:rPr>
+          <w:rFonts w:ascii="Lato" w:eastAsia="Times New Roman" w:hAnsi="Lato" w:cs="Times New Roman"/>
+          <w:b/>
+          <w:bCs/>
+          <w:i/>
+          <w:iCs/>
+          <w:color w:val="565A5C"/>
+          <w:kern w:val="0"/>
+          <w:sz w:val="29"/>
+          <w:szCs w:val="29"/>
+          <w14:ligatures w14:val="none"/>
+        </w:rPr>
+      </w:pPr>
+      <w:r>
+        <w:rPr>
+          <w:rFonts w:ascii="Lato" w:eastAsia="Times New Roman" w:hAnsi="Lato" w:cs="Times New Roman"/>
+          <w:b/>
+          <w:bCs/>
+          <w:i/>
+          <w:iCs/>
+          <w:color w:val="565A5C"/>
+          <w:kern w:val="0"/>
+          <w:sz w:val="29"/>
+          <w:szCs w:val="29"/>
+          <w14:ligatures w14:val="none"/>
+        </w:rPr>
+        <w:tab/>
+        <w:t xml:space="preserve">     </w:t>
+      </w:r>
+      <w:r>
+        <w:rPr>
+          <w:noProof/>
+        </w:rPr>
+        <w:drawing>
+          <wp:inline distT="0" distB="0" distL="0" distR="0" wp14:anchorId="64D2DC8D" wp14:editId="08640BA1">
+            <wp:extent cx="4081534" cy="2401390"/>
+            <wp:effectExtent l="0" t="0" r="0" b="0"/>
+            <wp:docPr id="958498023" name="Picture 1" descr="A coral reef with fish and text&#10;&#10;Description automatically generated"/>
+            <wp:cNvGraphicFramePr>
+              <a:graphicFrameLocks xmlns:a="http://schemas.openxmlformats.org/drawingml/2006/main" noChangeAspect="1"/>
+            </wp:cNvGraphicFramePr>
+            <a:graphic xmlns:a="http://schemas.openxmlformats.org/drawingml/2006/main">
+              <a:graphicData uri="http://schemas.openxmlformats.org/drawingml/2006/picture">
+                <pic:pic xmlns:pic="http://schemas.openxmlformats.org/drawingml/2006/picture">
+                  <pic:nvPicPr>
+                    <pic:cNvPr id="958498023" name="Picture 1" descr="A coral reef with fish and text&#10;&#10;Description automatically generated"/>
+                    <pic:cNvPicPr/>
+                  </pic:nvPicPr>
+                  <pic:blipFill>
+                    <a:blip r:embed="rId27"/>
+                    <a:stretch>
+                      <a:fillRect/>
+                    </a:stretch>
+                  </pic:blipFill>
+                  <pic:spPr>
+                    <a:xfrm>
+                      <a:off x="0" y="0"/>
+                      <a:ext cx="4099402" cy="2411903"/>
+                    </a:xfrm>
+                    <a:prstGeom prst="rect">
+                      <a:avLst/>
+                    </a:prstGeom>
+                  </pic:spPr>
+                </pic:pic>
+              </a:graphicData>
+            </a:graphic>
+          </wp:inline>
+        </w:drawing>
+      </w:r>
+    </w:p>
+    <w:p>
+      <w:pPr>
+        <w:shd w:val="clear" w:color="auto" w:fill="FFFFFF"/>
+        <w:spacing w:after="100" w:afterAutospacing="1" w:line="420" w:lineRule="atLeast"/>
+        <w:rPr>
+          <w:rFonts w:ascii="Lato" w:eastAsia="Times New Roman" w:hAnsi="Lato" w:cs="Times New Roman"/>
+          <w:b/>
+          <w:bCs/>
+          <w:i/>
+          <w:iCs/>
+          <w:color w:val="565A5C"/>
+          <w:kern w:val="0"/>
+          <w:sz w:val="29"/>
+          <w:szCs w:val="29"/>
+          <w14:ligatures w14:val="none"/>
+        </w:rPr>
+      </w:pPr>
+      <w:r>
+        <w:rPr>
+          <w:noProof/>
+        </w:rPr>
+        <w:lastRenderedPageBreak/>
+        <w:drawing>
+          <wp:inline distT="0" distB="0" distL="0" distR="0" wp14:anchorId="42F95C87" wp14:editId="350D6D8D">
+            <wp:extent cx="2730938" cy="5924167"/>
+            <wp:effectExtent l="0" t="0" r="0" b="635"/>
+            <wp:docPr id="1064537350" name="Picture 1" descr="A screenshot of a phone&#10;&#10;Description automatically generated"/>
+            <wp:cNvGraphicFramePr>
+              <a:graphicFrameLocks xmlns:a="http://schemas.openxmlformats.org/drawingml/2006/main" noChangeAspect="1"/>
+            </wp:cNvGraphicFramePr>
+            <a:graphic xmlns:a="http://schemas.openxmlformats.org/drawingml/2006/main">
+              <a:graphicData uri="http://schemas.openxmlformats.org/drawingml/2006/picture">
+                <pic:pic xmlns:pic="http://schemas.openxmlformats.org/drawingml/2006/picture">
+                  <pic:nvPicPr>
+                    <pic:cNvPr id="1064537350" name="Picture 1" descr="A screenshot of a phone&#10;&#10;Description automatically generated"/>
+                    <pic:cNvPicPr/>
+                  </pic:nvPicPr>
+                  <pic:blipFill>
+                    <a:blip r:embed="rId28"/>
+                    <a:stretch>
+                      <a:fillRect/>
+                    </a:stretch>
+                  </pic:blipFill>
+                  <pic:spPr>
+                    <a:xfrm>
+                      <a:off x="0" y="0"/>
+                      <a:ext cx="2740474" cy="5944852"/>
+                    </a:xfrm>
+                    <a:prstGeom prst="rect">
+                      <a:avLst/>
+                    </a:prstGeom>
+                  </pic:spPr>
+                </pic:pic>
+              </a:graphicData>
+            </a:graphic>
+          </wp:inline>
+        </w:drawing>
+      </w:r>
+      <w:r>
+        <w:rPr>
+          <w:rFonts w:ascii="Lato" w:eastAsia="Times New Roman" w:hAnsi="Lato" w:cs="Times New Roman"/>
+          <w:b/>
+          <w:bCs/>
+          <w:i/>
+          <w:iCs/>
+          <w:color w:val="565A5C"/>
+          <w:kern w:val="0"/>
+          <w:sz w:val="29"/>
+          <w:szCs w:val="29"/>
+          <w14:ligatures w14:val="none"/>
+        </w:rPr>
+        <w:tab/>
+      </w:r>
+      <w:r>
+        <w:rPr>
+          <w:rFonts w:ascii="Lato" w:eastAsia="Times New Roman" w:hAnsi="Lato" w:cs="Times New Roman"/>
+          <w:b/>
+          <w:bCs/>
+          <w:i/>
+          <w:iCs/>
+          <w:color w:val="565A5C"/>
+          <w:kern w:val="0"/>
+          <w:sz w:val="29"/>
+          <w:szCs w:val="29"/>
+          <w14:ligatures w14:val="none"/>
+        </w:rPr>
+        <w:tab/>
+      </w:r>
+      <w:r>
+        <w:rPr>
+          <w:noProof/>
+        </w:rPr>
+        <w:drawing>
+          <wp:inline distT="0" distB="0" distL="0" distR="0" wp14:anchorId="5D502F14" wp14:editId="034DCC48">
+            <wp:extent cx="2698219" cy="5972175"/>
+            <wp:effectExtent l="0" t="0" r="6985" b="0"/>
+            <wp:docPr id="1344821396" name="Picture 1" descr="A screenshot of a phone&#10;&#10;Description automatically generated"/>
+            <wp:cNvGraphicFramePr>
+              <a:graphicFrameLocks xmlns:a="http://schemas.openxmlformats.org/drawingml/2006/main" noChangeAspect="1"/>
+            </wp:cNvGraphicFramePr>
+            <a:graphic xmlns:a="http://schemas.openxmlformats.org/drawingml/2006/main">
+              <a:graphicData uri="http://schemas.openxmlformats.org/drawingml/2006/picture">
+                <pic:pic xmlns:pic="http://schemas.openxmlformats.org/drawingml/2006/picture">
+                  <pic:nvPicPr>
+                    <pic:cNvPr id="1344821396" name="Picture 1" descr="A screenshot of a phone&#10;&#10;Description automatically generated"/>
+                    <pic:cNvPicPr/>
+                  </pic:nvPicPr>
+                  <pic:blipFill>
+                    <a:blip r:embed="rId29"/>
+                    <a:stretch>
+                      <a:fillRect/>
+                    </a:stretch>
+                  </pic:blipFill>
+                  <pic:spPr>
+                    <a:xfrm>
+                      <a:off x="0" y="0"/>
+                      <a:ext cx="2715730" cy="6010933"/>
+                    </a:xfrm>
+                    <a:prstGeom prst="rect">
+                      <a:avLst/>
+                    </a:prstGeom>
+                  </pic:spPr>
+                </pic:pic>
+              </a:graphicData>
+            </a:graphic>
+          </wp:inline>
+        </w:drawing>
+      </w:r>
+    </w:p>
+    <w:p>
+      <w:pPr>
+        <w:pStyle w:val="Heading2"/>
+        <w:rPr>
+          <w:rFonts w:eastAsia="Times New Roman"/>
+          <w:sz w:val="40"/>
+          <w:szCs w:val="40"/>
+        </w:rPr>
+      </w:pPr>
+    </w:p>
+    <w:p/>
+    <w:p/>
+    <w:p/>
+    <w:p>
+      <w:pPr>
+        <w:pStyle w:val="Heading2"/>
+        <w:rPr>
+          <w:rFonts w:eastAsia="Times New Roman"/>
+          <w:sz w:val="40"/>
+          <w:szCs w:val="40"/>
+        </w:rPr>
+      </w:pPr>
+      <w:r>
+        <w:rPr>
+          <w:rFonts w:eastAsia="Times New Roman"/>
+          <w:sz w:val="40"/>
+          <w:szCs w:val="40"/>
+        </w:rPr>
+        <w:lastRenderedPageBreak/>
+        <w:t>Reflection</w:t>
+      </w:r>
+    </w:p>
+    <w:p>
+      <w:pPr>
+        <w:shd w:val="clear" w:color="auto" w:fill="FFFFFF"/>
+        <w:spacing w:after="100" w:afterAutospacing="1" w:line="420" w:lineRule="atLeast"/>
+        <w:rPr>
+          <w:rFonts w:ascii="Lato" w:eastAsia="Times New Roman" w:hAnsi="Lato" w:cs="Times New Roman"/>
           <w:color w:val="565A5C"/>
           <w:kern w:val="0"/>
           <w:sz w:val="29"/>
@@ -2593,7 +2869,7 @@
         </w:rPr>
         <w:t xml:space="preserve">I have learned more about the </w:t>
       </w:r>
-      <w:hyperlink r:id="rId26" w:history="1">
+      <w:hyperlink r:id="rId30" w:history="1">
         <w:r>
           <w:rPr>
             <w:rStyle w:val="Hyperlink"/>
@@ -2650,7 +2926,7 @@
         </w:rPr>
         <w:t xml:space="preserve">incorporate </w:t>
       </w:r>
-      <w:hyperlink r:id="rId27" w:history="1">
+      <w:hyperlink r:id="rId31" w:history="1">
         <w:r>
           <w:rPr>
             <w:rStyle w:val="Hyperlink"/>
@@ -4338,6 +4614,7 @@
   <w:style w:type="character" w:default="1" w:styleId="DefaultParagraphFont">
     <w:name w:val="Default Paragraph Font"/>
     <w:uiPriority w:val="1"/>
+    <w:semiHidden/>
     <w:unhideWhenUsed/>
   </w:style>
   <w:style w:type="table" w:default="1" w:styleId="TableNormal">
